--- a/MaghaleNegar/Templates/Journals/ArticleTemplate-JRORS.docx
+++ b/MaghaleNegar/Templates/Journals/ArticleTemplate-JRORS.docx
@@ -219,7 +219,7 @@
           <w:rtl/>
         </w:rPr>
         <w:drawing>
-          <wp:anchor distT="0" distB="0" distL="114300" distR="114300" simplePos="0" relativeHeight="251657728" behindDoc="0" locked="0" layoutInCell="1" allowOverlap="1" wp14:anchorId="17684A7E" wp14:editId="40978131">
+          <wp:anchor distT="0" distB="0" distL="114300" distR="114300" simplePos="0" relativeHeight="251657728" behindDoc="0" locked="0" layoutInCell="1" allowOverlap="1" wp14:anchorId="17684A7E" wp14:editId="14D2A5DE">
             <wp:simplePos x="0" y="0"/>
             <wp:positionH relativeFrom="column">
               <wp:posOffset>1764665</wp:posOffset>
@@ -330,10 +330,12 @@
     </w:p>
     <w:p>
       <w:pPr>
-        <w:pStyle w:val="KeywordsNegar"/>
-      </w:pPr>
-      <w:r>
-        <w:rPr>
+        <w:pStyle w:val="TitleNegarAuthor"/>
+      </w:pPr>
+      <w:r>
+        <w:rPr>
+          <w:b w:val="0"/>
+          <w:bCs w:val="0"/>
           <w:sz w:val="18"/>
           <w:szCs w:val="18"/>
         </w:rPr>
@@ -342,10 +344,12 @@
     </w:p>
     <w:p>
       <w:pPr>
-        <w:pStyle w:val="KeywordsNegar"/>
-      </w:pPr>
-      <w:r>
-        <w:rPr>
+        <w:pStyle w:val="TitleNegarAuthor"/>
+      </w:pPr>
+      <w:r>
+        <w:rPr>
+          <w:b w:val="0"/>
+          <w:bCs w:val="0"/>
           <w:sz w:val="18"/>
           <w:szCs w:val="18"/>
         </w:rPr>
@@ -354,10 +358,12 @@
     </w:p>
     <w:p>
       <w:pPr>
-        <w:pStyle w:val="KeywordsNegar"/>
-      </w:pPr>
-      <w:r>
-        <w:rPr>
+        <w:pStyle w:val="TitleNegarAuthor"/>
+      </w:pPr>
+      <w:r>
+        <w:rPr>
+          <w:b w:val="0"/>
+          <w:bCs w:val="0"/>
           <w:sz w:val="18"/>
           <w:szCs w:val="18"/>
         </w:rPr>
@@ -366,6 +372,8 @@
       <w:proofErr w:type="spellStart"/>
       <w:r>
         <w:rPr>
+          <w:b w:val="0"/>
+          <w:bCs w:val="0"/>
           <w:sz w:val="18"/>
           <w:szCs w:val="18"/>
         </w:rPr>
@@ -374,6 +382,8 @@
       <w:proofErr w:type="spellEnd"/>
       <w:r>
         <w:rPr>
+          <w:b w:val="0"/>
+          <w:bCs w:val="0"/>
           <w:sz w:val="18"/>
           <w:szCs w:val="18"/>
         </w:rPr>
@@ -382,10 +392,12 @@
     </w:p>
     <w:p>
       <w:pPr>
-        <w:pStyle w:val="KeywordsNegar"/>
-      </w:pPr>
-      <w:r>
-        <w:rPr>
+        <w:pStyle w:val="TitleNegarAuthor"/>
+      </w:pPr>
+      <w:r>
+        <w:rPr>
+          <w:b w:val="0"/>
+          <w:bCs w:val="0"/>
           <w:sz w:val="18"/>
           <w:szCs w:val="18"/>
         </w:rPr>
@@ -941,7 +953,10 @@
         <w:t>Introduction</w:t>
       </w:r>
       <w:r>
-        <w:t>, the beginning of the paper, provides a context or sufficient background information for the study (i.e., the significance and nature of the problem) and previous experimental results, to enable a reader who is not an expert in the topic to understand the question that is being addressed in the paper, and why it is significant. The Introduction should attract the reader to the rest of the paper. When presented properly, this section ensures that the reader will be able to understand the details of the experiment as well as its relevance to the scientific community.</w:t>
+        <w:t>, the beginning of the paper, provides a context or sufficient background information for the study (i.e., the significance and nature of the problem) and previous experimental results, to enable a reader who is not an expert in the topic to understand the question that is being addressed in the paper, and why it is significant. The Introduction should attract the reader to the rest of the paper. When presented properly, this section ensures that the reader will be able to understand the details of the expe</w:t>
+      </w:r>
+      <w:r>
+        <w:t>riment as well as its relevance to the scientific community.</w:t>
       </w:r>
     </w:p>
     <w:p>
@@ -967,7 +982,10 @@
         <w:pStyle w:val="BodyNegar"/>
       </w:pPr>
       <w:r>
-        <w:t>The introduction should briefly place the study in a broad context and highlight why it is important. It should define the purpose of the work and its significance. The current state of the research field should be carefully reviewed and key publications cited. Please highlight controversial and diverging hypotheses when necessary. Finally, briefly mention the main aim of the work and highlight the principal conclusions. As far as possible, please keep the introduction comprehensible to scientists outside your particular field of research.</w:t>
+        <w:t>The introduction should briefly place the study in a broad context and highlight why it is important. It should define the purpose of the work and its significance. The current state of the research field should be carefully reviewed and key publications cited. Please highlight controversial and diverging hypotheses when necessary. Finally, briefly mention the main aim of the work and highlight the principal conclusions. As far as possible, please keep the introduction comprehensible to scientists outside y</w:t>
+      </w:r>
+      <w:r>
+        <w:t>our particular field of research.</w:t>
       </w:r>
     </w:p>
     <w:p>
@@ -1117,6 +1135,7 @@
         <w:pStyle w:val="TitleNegar1"/>
       </w:pPr>
       <w:r>
+        <w:lastRenderedPageBreak/>
         <w:t>Materials and Methods</w:t>
       </w:r>
     </w:p>
@@ -1234,23 +1253,51 @@
         <w:t xml:space="preserve"> Materials and Methods</w:t>
       </w:r>
       <w:r>
-        <w:t xml:space="preserve"> section </w:t>
+        <w:t xml:space="preserve"> section allows the reader to put the work into its environmental context. Scientific reports must be reproducible; </w:t>
       </w:r>
       <w:proofErr w:type="gramStart"/>
       <w:r>
-        <w:t>allows</w:t>
+        <w:t>consequently</w:t>
       </w:r>
       <w:proofErr w:type="gramEnd"/>
       <w:r>
-        <w:t xml:space="preserve"> the reader to put the work into its environmental context. Scientific reports must be reproducible; </w:t>
+        <w:t xml:space="preserve"> </w:t>
+      </w:r>
+      <w:r>
+        <w:rPr>
+          <w:i/>
+          <w:iCs/>
+        </w:rPr>
+        <w:t>Materials and Methods</w:t>
+      </w:r>
+      <w:r>
+        <w:t xml:space="preserve"> section is extremely important to the credibility of the work. </w:t>
+      </w:r>
+    </w:p>
+    <w:p>
+      <w:pPr>
+        <w:pStyle w:val="BodyNegar"/>
+      </w:pPr>
+      <w:r>
+        <w:t xml:space="preserve">Pertinent references </w:t>
       </w:r>
       <w:proofErr w:type="gramStart"/>
       <w:r>
-        <w:t>consequently</w:t>
+        <w:t>where</w:t>
       </w:r>
       <w:proofErr w:type="gramEnd"/>
       <w:r>
-        <w:t xml:space="preserve"> </w:t>
+        <w:t xml:space="preserve">, applicable, should be provided. Methods that have been well described in previous publications may be referenced rather than described. But anything that is different from previously published methods should be explicitly stated. The author should ask himself/herself this question: </w:t>
+      </w:r>
+      <w:r>
+        <w:rPr>
+          <w:i/>
+          <w:iCs/>
+        </w:rPr>
+        <w:t>Could someone else follow my instruction in this section and perform the same experiment with the same results?</w:t>
+      </w:r>
+      <w:r>
+        <w:t xml:space="preserve"> One of the most difficult things in writing a </w:t>
       </w:r>
       <w:r>
         <w:rPr>
@@ -1260,7 +1307,17 @@
         <w:t>Materials and Methods</w:t>
       </w:r>
       <w:r>
-        <w:t xml:space="preserve"> section is extremely important to the credibility of the work. </w:t>
+        <w:t xml:space="preserve"> section is deciding how much detail to give the reader.  Too much detail can make this section excessively long.  The </w:t>
+      </w:r>
+      <w:r>
+        <w:rPr>
+          <w:i/>
+          <w:iCs/>
+        </w:rPr>
+        <w:t>Materials and Methods</w:t>
+      </w:r>
+      <w:r>
+        <w:t xml:space="preserve"> section of the paper should be very detailed, but concise.</w:t>
       </w:r>
     </w:p>
     <w:p>
@@ -1268,53 +1325,10 @@
         <w:pStyle w:val="BodyNegar"/>
       </w:pPr>
       <w:r>
-        <w:t xml:space="preserve">Pertinent references </w:t>
-      </w:r>
-      <w:proofErr w:type="gramStart"/>
-      <w:r>
-        <w:t>where</w:t>
-      </w:r>
-      <w:proofErr w:type="gramEnd"/>
-      <w:r>
-        <w:t xml:space="preserve">, applicable, should be provided. Methods that have been well described in previous publications may be referenced rather than described. But anything that is different from previously published methods should be explicitly stated. The author should ask himself/herself this question: </w:t>
-      </w:r>
-      <w:r>
-        <w:rPr>
-          <w:i/>
-          <w:iCs/>
-        </w:rPr>
-        <w:t>Could someone else follow my instruction in this section and perform the same experiment with the same results?</w:t>
-      </w:r>
-      <w:r>
-        <w:t xml:space="preserve"> One of the most difficult things in writing a </w:t>
-      </w:r>
-      <w:r>
-        <w:rPr>
-          <w:i/>
-          <w:iCs/>
-        </w:rPr>
-        <w:t>Materials and Methods</w:t>
-      </w:r>
-      <w:r>
-        <w:t xml:space="preserve"> section is deciding how much detail to give the reader.  Too much detail can make this section excessively long.  The </w:t>
-      </w:r>
-      <w:r>
-        <w:rPr>
-          <w:i/>
-          <w:iCs/>
-        </w:rPr>
-        <w:t>Materials and Methods</w:t>
-      </w:r>
-      <w:r>
-        <w:t xml:space="preserve"> section of the paper should be very detailed, but concise.</w:t>
-      </w:r>
-    </w:p>
-    <w:p>
-      <w:pPr>
-        <w:pStyle w:val="BodyNegar"/>
-      </w:pPr>
-      <w:r>
-        <w:t>The Materials and Methods should be described with sufficient details to allow others to replicate and build on the published results. Please note that the publication of your manuscript implicates that you must make all materials, data, computer code, and protocols associated with the publication available to readers. Please disclose at the submission stage any restrictions on the availability of materials or information. New methods and protocols should be described in detail while well-established methods can be briefly described and appropriately cited.</w:t>
+        <w:t>The Materials and Methods should be described with sufficient details to allow others to replicate and build on the published results. Please note that the publication of your manuscript implicates that you must make all materials, data, computer code, and protocols associated with the publication available to readers. Please disclose at the submission stage any restrictions on the availability of materials or information. New methods and protocols should be described in detail while well-established method</w:t>
+      </w:r>
+      <w:r>
+        <w:t>s can be briefly described and appropriately cited.</w:t>
       </w:r>
     </w:p>
     <w:p>
@@ -1397,7 +1411,11 @@
         <w:t xml:space="preserve"> </w:t>
       </w:r>
       <w:r>
-        <w:t xml:space="preserve">It describes the results obtained, but generally should not interpret the results, discuss their significance, or present conclusions. The </w:t>
+        <w:t xml:space="preserve">It describes the results obtained, but </w:t>
+      </w:r>
+      <w:r>
+        <w:lastRenderedPageBreak/>
+        <w:t xml:space="preserve">generally should not interpret the results, discuss their significance, or present conclusions. The </w:t>
       </w:r>
       <w:r>
         <w:rPr>
@@ -1593,6 +1611,7 @@
           <w:szCs w:val="20"/>
           <w:lang w:bidi="fa-IR"/>
         </w:rPr>
+        <w:lastRenderedPageBreak/>
         <mc:AlternateContent>
           <mc:Choice Requires="wpc">
             <w:drawing>
@@ -1656,7 +1675,7 @@
               </wp:inline>
             </w:drawing>
           </mc:Choice>
-          <mc:Fallback xmlns:a="http://schemas.openxmlformats.org/drawingml/2006/main" xmlns:pic="http://schemas.openxmlformats.org/drawingml/2006/picture">
+          <mc:Fallback xmlns:pic="http://schemas.openxmlformats.org/drawingml/2006/picture" xmlns:a="http://schemas.openxmlformats.org/drawingml/2006/main">
             <w:pict>
               <v:group id="Canvas 5" o:spid="_x0000_s1026" editas="canvas" style="width:465.2pt;height:261.5pt;mso-position-horizontal-relative:char;mso-position-vertical-relative:line" coordsize="59080,33210" o:gfxdata="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">
                 <v:shapetype id="_x0000_t75" coordsize="21600,21600" o:spt="75" o:preferrelative="t" path="m@4@5l@4@11@9@11@9@5xe" filled="f" stroked="f">
@@ -2808,7 +2827,11 @@
         <w:t xml:space="preserve">First Line </w:t>
       </w:r>
       <w:r>
-        <w:t>Indent of the paragraph should be in 0.5. The spacing of</w:t>
+        <w:t xml:space="preserve">Indent of the paragraph </w:t>
+      </w:r>
+      <w:r>
+        <w:lastRenderedPageBreak/>
+        <w:t>should be in 0.5. The spacing of</w:t>
       </w:r>
       <w:r>
         <w:rPr>
@@ -3986,6 +4009,7 @@
           <w:szCs w:val="20"/>
           <w:lang w:bidi="fa-IR"/>
         </w:rPr>
+        <w:lastRenderedPageBreak/>
         <mc:AlternateContent>
           <mc:Choice Requires="wpc">
             <w:drawing>
@@ -4049,7 +4073,7 @@
               </wp:inline>
             </w:drawing>
           </mc:Choice>
-          <mc:Fallback xmlns:a="http://schemas.openxmlformats.org/drawingml/2006/main" xmlns:pic="http://schemas.openxmlformats.org/drawingml/2006/picture">
+          <mc:Fallback xmlns:pic="http://schemas.openxmlformats.org/drawingml/2006/picture" xmlns:a="http://schemas.openxmlformats.org/drawingml/2006/main">
             <w:pict>
               <v:group id="Canvas 3" o:spid="_x0000_s1026" editas="canvas" style="width:465.2pt;height:261.5pt;mso-position-horizontal-relative:char;mso-position-vertical-relative:line" coordsize="59080,33210" o:gfxdata="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">
                 <v:shape id="_x0000_s1027" type="#_x0000_t75" style="position:absolute;width:59080;height:33210;visibility:visible;mso-wrap-style:square">
@@ -4286,7 +4310,11 @@
         <w:t>Discussion</w:t>
       </w:r>
       <w:r>
-        <w:t xml:space="preserve"> section is a return to the original objectives and hypotheses. It is the section of the paper in which the author should interpret his/her data and draw conclusions regarding his/her hypotheses. The author should describe in detail what s/he observed and explain why, demonstrating how the results support, or refute, his/her original hypotheses and how the results lead to the conclusions. </w:t>
+        <w:t xml:space="preserve"> section is a return to the original objectives and hypotheses. It is the section of the paper in which the author should interpret his/her data and draw conclusions regarding his/her hypotheses. The author should describe in detail what s/he observed and explain why, </w:t>
+      </w:r>
+      <w:r>
+        <w:lastRenderedPageBreak/>
+        <w:t xml:space="preserve">demonstrating how the results support, or refute, his/her original hypotheses and how the results lead to the conclusions. </w:t>
       </w:r>
     </w:p>
     <w:p>
@@ -4461,7 +4489,10 @@
         <w:ind w:left="284" w:firstLine="0"/>
       </w:pPr>
       <w:r>
-        <w:t xml:space="preserve">For research articles with several authors, a short paragraph specifying their individual contributions must be provided. The following statements should be used “Conceptualization, X.X. and Y.Y.; methodology, X.X.; software, X.X.; validation, X.X., Y.Y. and Z.Z.; formal analysis, X.X.; investigation, X.X.; resources, X.X.; data curation, X.X.; writing—original draft preparation, X.X.; writing—review and editing, X.X.; visualization, X.X.; supervision, X.X.; project administration, X.X.; funding acquisition, Y.Y. All authors have read and agreed to the published version of the manuscript.” Please turn to the </w:t>
+        <w:t>For research articles with several authors, a short paragraph specifying their individual contributions must be provided. The following statements should be used “Conceptualization, X.X. and Y.Y.; methodology, X.X.; software, X.X.; validation, X.X., Y.Y. and Z.Z.; formal analysis, X.X.; investigation, X.X.; resources, X.X.; data curation, X.X.; writing—original draft preparation, X.X.; writing—review and editing, X.X.; visualization, X.X.; supervision, X.X.; project administration, X.X.; funding acquisition</w:t>
+      </w:r>
+      <w:r>
+        <w:t xml:space="preserve">, Y.Y. All authors have read and agreed to the published version of the manuscript.” Please turn to the </w:t>
       </w:r>
       <w:hyperlink r:id="rId12" w:history="1">
         <w:proofErr w:type="spellStart"/>
@@ -4499,6 +4530,7 @@
         <w:rPr>
           <w:color w:val="7030A0"/>
         </w:rPr>
+        <w:lastRenderedPageBreak/>
         <w:t>Data Availability Statement</w:t>
       </w:r>
     </w:p>
@@ -4669,7 +4701,10 @@
         <w:ind w:left="284" w:firstLine="0"/>
       </w:pPr>
       <w:r>
-        <w:t>The authors declare no conflict of interest. Declare conflicts of interest or state “The authors declare no conflict of interest.” Authors must identify and declare any personal circumstances or interest that may be perceived as inappropriately influencing the representation or interpretation of reported research results. Any role of the funders in the design of the study; in the collection, analyses or interpretation of data; in the writing of the manuscript, or in the decision to publish the results must be declared in this section. If there is no role, please state “The funders had no role in the design of the study; in the collection, analyses, or interpretation of data; in the writing of the manuscript, or in the decision to publish the results”.</w:t>
+        <w:t xml:space="preserve">The authors declare no conflict of interest. Declare conflicts of interest or state “The authors declare no conflict of interest.” Authors must identify and declare any personal circumstances or interest that may be perceived as inappropriately influencing the representation or interpretation of reported research results. Any role of the funders in the design of the study; in the collection, analyses or interpretation of data; in the writing of the manuscript, or in the decision to publish the results must </w:t>
+      </w:r>
+      <w:r>
+        <w:t>be declared in this section. If there is no role, please state “The funders had no role in the design of the study; in the collection, analyses, or interpretation of data; in the writing of the manuscript, or in the decision to publish the results”.</w:t>
       </w:r>
     </w:p>
     <w:p>
@@ -4684,6 +4719,7 @@
         <w:rPr>
           <w:color w:val="00B0F0"/>
         </w:rPr>
+        <w:lastRenderedPageBreak/>
         <w:t>Appendix A</w:t>
       </w:r>
     </w:p>
@@ -4975,6 +5011,7 @@
       </w:pPr>
       <w:proofErr w:type="spellStart"/>
       <w:r>
+        <w:lastRenderedPageBreak/>
         <w:t>Zaghlol</w:t>
       </w:r>
       <w:proofErr w:type="spellEnd"/>
@@ -5295,7 +5332,6 @@
               <w:bidi/>
               <w:jc w:val="center"/>
             </w:pPr>
-            <w:proofErr w:type="spellStart"/>
             <w:r>
               <w:rPr>
                 <w:rFonts w:ascii="Inter" w:hAnsi="Inter"/>
@@ -5303,7 +5339,6 @@
               </w:rPr>
               <w:t>Alt+B</w:t>
             </w:r>
-            <w:proofErr w:type="spellEnd"/>
           </w:p>
         </w:tc>
         <w:tc>
@@ -5933,7 +5968,6 @@
         <w:spacing w:before="240"/>
         <w:jc w:val="both"/>
         <w:rPr>
-          <w:rFonts w:hint="cs"/>
           <w:lang w:bidi="fa-IR"/>
         </w:rPr>
       </w:pPr>
@@ -7321,6 +7355,39 @@
       <w:szCs w:val="28"/>
     </w:rPr>
   </w:style>
+  <w:style w:type="paragraph" w:customStyle="1" w:styleId="TitleNegar2">
+    <w:name w:val="TitleNegar2"/>
+    <w:basedOn w:val="TitleNegar1"/>
+    <w:next w:val="BodyNegar"/>
+    <w:qFormat/>
+    <w:pPr>
+      <w:pBdr>
+        <w:top w:val="nil"/>
+      </w:pBdr>
+      <w:outlineLvl w:val="1"/>
+    </w:pPr>
+    <w:rPr>
+      <w:sz w:val="26"/>
+      <w:szCs w:val="26"/>
+    </w:rPr>
+  </w:style>
+  <w:style w:type="paragraph" w:customStyle="1" w:styleId="TitleNegar3">
+    <w:name w:val="TitleNegar3"/>
+    <w:basedOn w:val="TitleNegar2"/>
+    <w:next w:val="BodyNegar"/>
+    <w:qFormat/>
+    <w:pPr>
+      <w:outlineLvl w:val="2"/>
+    </w:pPr>
+    <w:rPr>
+      <w:b w:val="0"/>
+      <w:bCs w:val="0"/>
+      <w:i/>
+      <w:iCs/>
+      <w:sz w:val="24"/>
+      <w:szCs w:val="24"/>
+    </w:rPr>
+  </w:style>
   <w:style w:type="paragraph" w:customStyle="1" w:styleId="TitleNegarAuthor">
     <w:name w:val="TitleNegarAuthor"/>
     <w:basedOn w:val="BaseNegar"/>
